--- a/3k1s/SYC3-1/лабы/ЛР_5_Joomla_1.docx
+++ b/3k1s/SYC3-1/лабы/ЛР_5_Joomla_1.docx
@@ -1,6 +1,6 @@
 
 <file path=word/document.xml><?xml version="1.0" encoding="utf-8"?>
-<w:document xmlns:wpc="http://schemas.microsoft.com/office/word/2010/wordprocessingCanvas" xmlns:cx="http://schemas.microsoft.com/office/drawing/2014/chartex" xmlns:cx1="http://schemas.microsoft.com/office/drawing/2015/9/8/chartex" xmlns:cx2="http://schemas.microsoft.com/office/drawing/2015/10/21/chartex" xmlns:cx3="http://schemas.microsoft.com/office/drawing/2016/5/9/chartex" xmlns:cx4="http://schemas.microsoft.com/office/drawing/2016/5/10/chartex" xmlns:cx5="http://schemas.microsoft.com/office/drawing/2016/5/11/chartex" xmlns:cx6="http://schemas.microsoft.com/office/drawing/2016/5/12/chartex" xmlns:cx7="http://schemas.microsoft.com/office/drawing/2016/5/13/chartex" xmlns:cx8="http://schemas.microsoft.com/office/drawing/2016/5/14/chartex" xmlns:mc="http://schemas.openxmlformats.org/markup-compatibility/2006" xmlns:aink="http://schemas.microsoft.com/office/drawing/2016/ink" xmlns:am3d="http://schemas.microsoft.com/office/drawing/2017/model3d" xmlns:o="urn:schemas-microsoft-com:office:office" xmlns:r="http://schemas.openxmlformats.org/officeDocument/2006/relationships" xmlns:m="http://schemas.openxmlformats.org/officeDocument/2006/math" xmlns:v="urn:schemas-microsoft-com:vml" xmlns:wp14="http://schemas.microsoft.com/office/word/2010/wordprocessingDrawing" xmlns:wp="http://schemas.openxmlformats.org/drawingml/2006/wordprocessingDrawing" xmlns:w10="urn:schemas-microsoft-com:office:word" xmlns:w="http://schemas.openxmlformats.org/wordprocessingml/2006/main" xmlns:w14="http://schemas.microsoft.com/office/word/2010/wordml" xmlns:w15="http://schemas.microsoft.com/office/word/2012/wordml" xmlns:w16cex="http://schemas.microsoft.com/office/word/2018/wordml/cex" xmlns:w16cid="http://schemas.microsoft.com/office/word/2016/wordml/cid" xmlns:w16="http://schemas.microsoft.com/office/word/2018/wordml" xmlns:w16se="http://schemas.microsoft.com/office/word/2015/wordml/symex" xmlns:wpg="http://schemas.microsoft.com/office/word/2010/wordprocessingGroup" xmlns:wpi="http://schemas.microsoft.com/office/word/2010/wordprocessingInk" xmlns:wne="http://schemas.microsoft.com/office/word/2006/wordml" xmlns:wps="http://schemas.microsoft.com/office/word/2010/wordprocessingShape" mc:Ignorable="w14 w15 w16se w16cid w16 w16cex wp14">
+<w:document xmlns:wpc="http://schemas.microsoft.com/office/word/2010/wordprocessingCanvas" xmlns:cx="http://schemas.microsoft.com/office/drawing/2014/chartex" xmlns:mc="http://schemas.openxmlformats.org/markup-compatibility/2006" xmlns:o="urn:schemas-microsoft-com:office:office" xmlns:r="http://schemas.openxmlformats.org/officeDocument/2006/relationships" xmlns:m="http://schemas.openxmlformats.org/officeDocument/2006/math" xmlns:v="urn:schemas-microsoft-com:vml" xmlns:wp14="http://schemas.microsoft.com/office/word/2010/wordprocessingDrawing" xmlns:wp="http://schemas.openxmlformats.org/drawingml/2006/wordprocessingDrawing" xmlns:w10="urn:schemas-microsoft-com:office:word" xmlns:w="http://schemas.openxmlformats.org/wordprocessingml/2006/main" xmlns:w14="http://schemas.microsoft.com/office/word/2010/wordml" xmlns:w15="http://schemas.microsoft.com/office/word/2012/wordml" xmlns:w16se="http://schemas.microsoft.com/office/word/2015/wordml/symex" xmlns:wpg="http://schemas.microsoft.com/office/word/2010/wordprocessingGroup" xmlns:wpi="http://schemas.microsoft.com/office/word/2010/wordprocessingInk" xmlns:wne="http://schemas.microsoft.com/office/word/2006/wordml" xmlns:wps="http://schemas.microsoft.com/office/word/2010/wordprocessingShape" mc:Ignorable="w14 w15 w16se wp14">
   <w:body>
     <w:p>
       <w:pPr>
@@ -63,6 +63,7 @@
         </w:rPr>
         <w:t xml:space="preserve">Скачайте и установите </w:t>
       </w:r>
+      <w:proofErr w:type="spellStart"/>
       <w:r>
         <w:rPr>
           <w:rFonts w:ascii="Times New Roman" w:hAnsi="Times New Roman" w:cs="Times New Roman"/>
@@ -72,6 +73,7 @@
         </w:rPr>
         <w:t>CMSJoomla</w:t>
       </w:r>
+      <w:proofErr w:type="spellEnd"/>
       <w:r>
         <w:rPr>
           <w:rFonts w:ascii="Times New Roman" w:hAnsi="Times New Roman" w:cs="Times New Roman"/>
@@ -88,6 +90,7 @@
         </w:rPr>
         <w:t>(</w:t>
       </w:r>
+      <w:proofErr w:type="gramStart"/>
       <w:r>
         <w:rPr>
           <w:rFonts w:ascii="Times New Roman" w:hAnsi="Times New Roman" w:cs="Times New Roman"/>
@@ -110,7 +113,16 @@
           <w:sz w:val="28"/>
           <w:szCs w:val="28"/>
         </w:rPr>
-        <w:t>). Далее скачайте и установите шабло</w:t>
+        <w:t>)</w:t>
+      </w:r>
+      <w:proofErr w:type="gramEnd"/>
+      <w:r>
+        <w:rPr>
+          <w:rFonts w:ascii="Times New Roman" w:hAnsi="Times New Roman" w:cs="Times New Roman"/>
+          <w:sz w:val="28"/>
+          <w:szCs w:val="28"/>
+        </w:rPr>
+        <w:t>. Далее скачайте и установите шабло</w:t>
       </w:r>
       <w:r>
         <w:rPr>
@@ -230,13 +242,23 @@
           <w:szCs w:val="28"/>
         </w:rPr>
       </w:pPr>
-      <w:r>
-        <w:rPr>
-          <w:rFonts w:ascii="Times New Roman" w:hAnsi="Times New Roman" w:cs="Times New Roman"/>
-          <w:sz w:val="28"/>
-          <w:szCs w:val="28"/>
-        </w:rPr>
-        <w:t>Запрограммируйте начало публикации материала по календарю.</w:t>
+      <w:bookmarkStart w:id="0" w:name="_GoBack"/>
+      <w:r>
+        <w:rPr>
+          <w:rFonts w:ascii="Times New Roman" w:hAnsi="Times New Roman" w:cs="Times New Roman"/>
+          <w:sz w:val="28"/>
+          <w:szCs w:val="28"/>
+        </w:rPr>
+        <w:t xml:space="preserve">Запрограммируйте </w:t>
+      </w:r>
+      <w:bookmarkEnd w:id="0"/>
+      <w:r>
+        <w:rPr>
+          <w:rFonts w:ascii="Times New Roman" w:hAnsi="Times New Roman" w:cs="Times New Roman"/>
+          <w:sz w:val="28"/>
+          <w:szCs w:val="28"/>
+        </w:rPr>
+        <w:t>начало публикации материала по календарю.</w:t>
       </w:r>
     </w:p>
     <w:p>
@@ -257,8 +279,703 @@
         </w:rPr>
         <w:t>Установите права доступа к материалу.</w:t>
       </w:r>
-      <w:bookmarkStart w:id="0" w:name="_GoBack"/>
-      <w:bookmarkEnd w:id="0"/>
+    </w:p>
+    <w:p>
+      <w:pPr>
+        <w:spacing w:after="120" w:line="240" w:lineRule="auto"/>
+        <w:jc w:val="both"/>
+        <w:rPr>
+          <w:rFonts w:ascii="Times New Roman" w:hAnsi="Times New Roman" w:cs="Times New Roman"/>
+          <w:sz w:val="28"/>
+          <w:szCs w:val="28"/>
+        </w:rPr>
+      </w:pPr>
+    </w:p>
+    <w:p>
+      <w:pPr>
+        <w:spacing w:after="120" w:line="240" w:lineRule="auto"/>
+        <w:jc w:val="both"/>
+        <w:rPr>
+          <w:rFonts w:ascii="Times New Roman" w:hAnsi="Times New Roman" w:cs="Times New Roman"/>
+          <w:sz w:val="28"/>
+          <w:szCs w:val="28"/>
+        </w:rPr>
+      </w:pPr>
+    </w:p>
+    <w:p>
+      <w:pPr>
+        <w:spacing w:after="120" w:line="240" w:lineRule="auto"/>
+        <w:jc w:val="both"/>
+        <w:rPr>
+          <w:rFonts w:ascii="Times New Roman" w:hAnsi="Times New Roman" w:cs="Times New Roman"/>
+          <w:sz w:val="28"/>
+          <w:szCs w:val="28"/>
+        </w:rPr>
+      </w:pPr>
+      <w:proofErr w:type="spellStart"/>
+      <w:r>
+        <w:rPr>
+          <w:rFonts w:ascii="Times New Roman" w:hAnsi="Times New Roman" w:cs="Times New Roman"/>
+          <w:sz w:val="28"/>
+          <w:szCs w:val="28"/>
+        </w:rPr>
+        <w:t>Обновление</w:t>
+      </w:r>
+      <w:r>
+        <w:rPr>
+          <w:rFonts w:ascii="Times New Roman" w:hAnsi="Times New Roman" w:cs="Times New Roman"/>
+          <w:sz w:val="28"/>
+          <w:szCs w:val="28"/>
+        </w:rPr>
+        <w:t>PHP</w:t>
+      </w:r>
+      <w:proofErr w:type="spellEnd"/>
+      <w:r>
+        <w:rPr>
+          <w:rFonts w:ascii="Times New Roman" w:hAnsi="Times New Roman" w:cs="Times New Roman"/>
+          <w:sz w:val="28"/>
+          <w:szCs w:val="28"/>
+        </w:rPr>
+        <w:t xml:space="preserve"> </w:t>
+      </w:r>
+      <w:hyperlink r:id="rId5" w:history="1">
+        <w:r>
+          <w:rPr>
+            <w:rStyle w:val="a3"/>
+            <w:rFonts w:ascii="Times New Roman" w:hAnsi="Times New Roman" w:cs="Times New Roman"/>
+            <w:sz w:val="28"/>
+            <w:szCs w:val="28"/>
+          </w:rPr>
+          <w:t>https://php.dragomano.ru/obnovlenie-komponentov-open-server</w:t>
+        </w:r>
+      </w:hyperlink>
+    </w:p>
+    <w:p>
+      <w:pPr>
+        <w:spacing w:after="120" w:line="240" w:lineRule="auto"/>
+        <w:jc w:val="both"/>
+        <w:rPr>
+          <w:rFonts w:ascii="Times New Roman" w:hAnsi="Times New Roman" w:cs="Times New Roman"/>
+          <w:sz w:val="28"/>
+          <w:szCs w:val="28"/>
+        </w:rPr>
+      </w:pPr>
+      <w:proofErr w:type="spellStart"/>
+      <w:r>
+        <w:rPr>
+          <w:rFonts w:ascii="Times New Roman" w:hAnsi="Times New Roman" w:cs="Times New Roman"/>
+          <w:sz w:val="28"/>
+          <w:szCs w:val="28"/>
+        </w:rPr>
+        <w:t>Обновление</w:t>
+      </w:r>
+      <w:r>
+        <w:rPr>
+          <w:rFonts w:ascii="Times New Roman" w:hAnsi="Times New Roman" w:cs="Times New Roman"/>
+          <w:sz w:val="28"/>
+          <w:szCs w:val="28"/>
+        </w:rPr>
+        <w:t>Apache</w:t>
+      </w:r>
+      <w:proofErr w:type="spellEnd"/>
+      <w:r>
+        <w:rPr>
+          <w:rFonts w:ascii="Times New Roman" w:hAnsi="Times New Roman" w:cs="Times New Roman"/>
+          <w:sz w:val="28"/>
+          <w:szCs w:val="28"/>
+        </w:rPr>
+        <w:t xml:space="preserve"> </w:t>
+      </w:r>
+      <w:hyperlink r:id="rId6" w:history="1">
+        <w:r>
+          <w:rPr>
+            <w:rStyle w:val="a3"/>
+            <w:rFonts w:ascii="Times New Roman" w:hAnsi="Times New Roman" w:cs="Times New Roman"/>
+            <w:sz w:val="28"/>
+            <w:szCs w:val="28"/>
+          </w:rPr>
+          <w:t>https://github.com/SagePtr/openserver-apache-2.4/tree/master</w:t>
+        </w:r>
+      </w:hyperlink>
+    </w:p>
+    <w:p>
+      <w:pPr>
+        <w:spacing w:after="120" w:line="240" w:lineRule="auto"/>
+        <w:rPr>
+          <w:rFonts w:ascii="Times New Roman" w:hAnsi="Times New Roman" w:cs="Times New Roman"/>
+          <w:sz w:val="28"/>
+          <w:szCs w:val="28"/>
+          <w:lang w:val="en-US"/>
+        </w:rPr>
+      </w:pPr>
+      <w:r>
+        <w:rPr>
+          <w:rFonts w:ascii="Times New Roman" w:hAnsi="Times New Roman" w:cs="Times New Roman"/>
+          <w:sz w:val="28"/>
+          <w:szCs w:val="28"/>
+        </w:rPr>
+        <w:t>Обновление</w:t>
+      </w:r>
+      <w:r>
+        <w:rPr>
+          <w:rFonts w:ascii="Times New Roman" w:hAnsi="Times New Roman" w:cs="Times New Roman"/>
+          <w:sz w:val="28"/>
+          <w:szCs w:val="28"/>
+          <w:lang w:val="en-US"/>
+        </w:rPr>
+        <w:t xml:space="preserve"> </w:t>
+      </w:r>
+      <w:proofErr w:type="spellStart"/>
+      <w:r>
+        <w:rPr>
+          <w:rFonts w:ascii="Times New Roman" w:hAnsi="Times New Roman" w:cs="Times New Roman"/>
+          <w:sz w:val="28"/>
+          <w:szCs w:val="28"/>
+          <w:lang w:val="en-US"/>
+        </w:rPr>
+        <w:t>PHPMyAdmin</w:t>
+      </w:r>
+      <w:proofErr w:type="spellEnd"/>
+      <w:r>
+        <w:rPr>
+          <w:rFonts w:ascii="Times New Roman" w:hAnsi="Times New Roman" w:cs="Times New Roman"/>
+          <w:sz w:val="28"/>
+          <w:szCs w:val="28"/>
+          <w:lang w:val="en-US"/>
+        </w:rPr>
+        <w:t>(</w:t>
+      </w:r>
+      <w:r>
+        <w:rPr>
+          <w:rFonts w:ascii="Times New Roman" w:hAnsi="Times New Roman" w:cs="Times New Roman"/>
+          <w:sz w:val="28"/>
+          <w:szCs w:val="28"/>
+        </w:rPr>
+        <w:t>распаковать</w:t>
+      </w:r>
+      <w:r>
+        <w:rPr>
+          <w:rFonts w:ascii="Times New Roman" w:hAnsi="Times New Roman" w:cs="Times New Roman"/>
+          <w:sz w:val="28"/>
+          <w:szCs w:val="28"/>
+          <w:lang w:val="en-US"/>
+        </w:rPr>
+        <w:t xml:space="preserve"> </w:t>
+      </w:r>
+      <w:hyperlink r:id="rId7" w:history="1">
+        <w:r>
+          <w:rPr>
+            <w:rStyle w:val="a3"/>
+            <w:rFonts w:ascii="Times New Roman" w:hAnsi="Times New Roman" w:cs="Times New Roman"/>
+            <w:sz w:val="28"/>
+            <w:szCs w:val="28"/>
+            <w:lang w:val="en-US"/>
+          </w:rPr>
+          <w:t>https://www.phpmyadmin.net</w:t>
+        </w:r>
+      </w:hyperlink>
+      <w:r>
+        <w:rPr>
+          <w:rFonts w:ascii="Times New Roman" w:hAnsi="Times New Roman" w:cs="Times New Roman"/>
+          <w:sz w:val="28"/>
+          <w:szCs w:val="28"/>
+          <w:lang w:val="en-US"/>
+        </w:rPr>
+        <w:t xml:space="preserve"> </w:t>
+      </w:r>
+      <w:r>
+        <w:rPr>
+          <w:rFonts w:ascii="Times New Roman" w:hAnsi="Times New Roman" w:cs="Times New Roman"/>
+          <w:sz w:val="28"/>
+          <w:szCs w:val="28"/>
+        </w:rPr>
+        <w:t>в</w:t>
+      </w:r>
+      <w:r>
+        <w:rPr>
+          <w:rFonts w:ascii="Times New Roman" w:hAnsi="Times New Roman" w:cs="Times New Roman"/>
+          <w:sz w:val="28"/>
+          <w:szCs w:val="28"/>
+          <w:lang w:val="en-US"/>
+        </w:rPr>
+        <w:t xml:space="preserve"> C:\OpenServer\modules\system\html\openserver\phpmyadmin) </w:t>
+      </w:r>
+    </w:p>
+    <w:p>
+      <w:pPr>
+        <w:spacing w:after="120" w:line="240" w:lineRule="auto"/>
+        <w:jc w:val="both"/>
+        <w:rPr>
+          <w:rFonts w:ascii="Times New Roman" w:hAnsi="Times New Roman" w:cs="Times New Roman"/>
+          <w:sz w:val="28"/>
+          <w:szCs w:val="28"/>
+        </w:rPr>
+      </w:pPr>
+      <w:r>
+        <w:rPr>
+          <w:rFonts w:ascii="Times New Roman" w:hAnsi="Times New Roman" w:cs="Times New Roman"/>
+          <w:sz w:val="28"/>
+          <w:szCs w:val="28"/>
+        </w:rPr>
+        <w:lastRenderedPageBreak/>
+        <w:drawing>
+          <wp:inline distT="0" distB="0" distL="0" distR="0" wp14:anchorId="3A98C860" wp14:editId="6D2FC9E2">
+            <wp:extent cx="5940425" cy="5502275"/>
+            <wp:effectExtent l="0" t="0" r="3175" b="3175"/>
+            <wp:docPr id="1" name="Рисунок 1"/>
+            <wp:cNvGraphicFramePr>
+              <a:graphicFrameLocks xmlns:a="http://schemas.openxmlformats.org/drawingml/2006/main" noChangeAspect="1"/>
+            </wp:cNvGraphicFramePr>
+            <a:graphic xmlns:a="http://schemas.openxmlformats.org/drawingml/2006/main">
+              <a:graphicData uri="http://schemas.openxmlformats.org/drawingml/2006/picture">
+                <pic:pic xmlns:pic="http://schemas.openxmlformats.org/drawingml/2006/picture">
+                  <pic:nvPicPr>
+                    <pic:cNvPr id="1" name=""/>
+                    <pic:cNvPicPr/>
+                  </pic:nvPicPr>
+                  <pic:blipFill>
+                    <a:blip r:embed="rId8"/>
+                    <a:stretch>
+                      <a:fillRect/>
+                    </a:stretch>
+                  </pic:blipFill>
+                  <pic:spPr>
+                    <a:xfrm>
+                      <a:off x="0" y="0"/>
+                      <a:ext cx="5940425" cy="5502275"/>
+                    </a:xfrm>
+                    <a:prstGeom prst="rect">
+                      <a:avLst/>
+                    </a:prstGeom>
+                  </pic:spPr>
+                </pic:pic>
+              </a:graphicData>
+            </a:graphic>
+          </wp:inline>
+        </w:drawing>
+      </w:r>
+    </w:p>
+    <w:p>
+      <w:pPr>
+        <w:pStyle w:val="ds-markdown-paragraph"/>
+        <w:shd w:val="clear" w:color="auto" w:fill="151517"/>
+        <w:spacing w:after="240" w:afterAutospacing="0"/>
+        <w:rPr>
+          <w:sz w:val="28"/>
+          <w:szCs w:val="28"/>
+        </w:rPr>
+      </w:pPr>
+      <w:r>
+        <w:t xml:space="preserve">Создаем вручную </w:t>
+      </w:r>
+      <w:proofErr w:type="spellStart"/>
+      <w:r>
+        <w:t>бд</w:t>
+      </w:r>
+      <w:proofErr w:type="spellEnd"/>
+      <w:r>
+        <w:t xml:space="preserve"> в </w:t>
+      </w:r>
+      <w:proofErr w:type="spellStart"/>
+      <w:r>
+        <w:t>PHPMyAdmin</w:t>
+      </w:r>
+      <w:proofErr w:type="spellEnd"/>
+      <w:r>
+        <w:t xml:space="preserve"> а потом ходим в нее</w:t>
+      </w:r>
+      <w:r>
+        <w:t xml:space="preserve"> в </w:t>
+      </w:r>
+      <w:proofErr w:type="spellStart"/>
+      <w:r>
+        <w:t>Joomla</w:t>
+      </w:r>
+      <w:proofErr w:type="spellEnd"/>
+      <w:r>
+        <w:t xml:space="preserve"> под </w:t>
+      </w:r>
+      <w:proofErr w:type="spellStart"/>
+      <w:r>
+        <w:t>root</w:t>
+      </w:r>
+      <w:proofErr w:type="spellEnd"/>
+      <w:r>
+        <w:t>/</w:t>
+      </w:r>
+      <w:proofErr w:type="spellStart"/>
+      <w:r>
+        <w:t>root</w:t>
+      </w:r>
+      <w:proofErr w:type="spellEnd"/>
+      <w:r>
+        <w:br/>
+      </w:r>
+    </w:p>
+    <w:p>
+      <w:pPr>
+        <w:pStyle w:val="ds-markdown-paragraph"/>
+        <w:shd w:val="clear" w:color="auto" w:fill="151517"/>
+        <w:spacing w:after="240" w:afterAutospacing="0"/>
+        <w:rPr>
+          <w:rFonts w:ascii="Segoe UI" w:hAnsi="Segoe UI" w:cs="Segoe UI"/>
+          <w:color w:val="F9FAFB"/>
+        </w:rPr>
+      </w:pPr>
+      <w:r>
+        <w:rPr>
+          <w:sz w:val="28"/>
+          <w:szCs w:val="28"/>
+        </w:rPr>
+        <w:br/>
+      </w:r>
+      <w:r>
+        <w:rPr>
+          <w:rFonts w:ascii="Segoe UI" w:hAnsi="Segoe UI" w:cs="Segoe UI"/>
+          <w:color w:val="F9FAFB"/>
+        </w:rPr>
+        <w:t xml:space="preserve">Ошибка 404 указывает, что </w:t>
+      </w:r>
+      <w:proofErr w:type="spellStart"/>
+      <w:r>
+        <w:rPr>
+          <w:rFonts w:ascii="Segoe UI" w:hAnsi="Segoe UI" w:cs="Segoe UI"/>
+          <w:color w:val="F9FAFB"/>
+        </w:rPr>
+        <w:t>Joomla</w:t>
+      </w:r>
+      <w:proofErr w:type="spellEnd"/>
+      <w:r>
+        <w:rPr>
+          <w:rFonts w:ascii="Segoe UI" w:hAnsi="Segoe UI" w:cs="Segoe UI"/>
+          <w:color w:val="F9FAFB"/>
+        </w:rPr>
+        <w:t xml:space="preserve"> пытается удалить папку </w:t>
+      </w:r>
+      <w:proofErr w:type="spellStart"/>
+      <w:r>
+        <w:rPr>
+          <w:rFonts w:ascii="Segoe UI" w:hAnsi="Segoe UI" w:cs="Segoe UI"/>
+          <w:color w:val="F9FAFB"/>
+        </w:rPr>
+        <w:t>installation</w:t>
+      </w:r>
+      <w:proofErr w:type="spellEnd"/>
+      <w:r>
+        <w:rPr>
+          <w:rFonts w:ascii="Segoe UI" w:hAnsi="Segoe UI" w:cs="Segoe UI"/>
+          <w:color w:val="F9FAFB"/>
+        </w:rPr>
+        <w:t>, но файл </w:t>
+      </w:r>
+      <w:proofErr w:type="spellStart"/>
+      <w:r>
+        <w:rPr>
+          <w:rFonts w:ascii="Cascadia Mono" w:hAnsi="Cascadia Mono" w:cs="Cascadia Mono"/>
+          <w:color w:val="F9FAFB"/>
+          <w:sz w:val="20"/>
+          <w:szCs w:val="20"/>
+          <w:shd w:val="clear" w:color="auto" w:fill="2C2C2E"/>
+        </w:rPr>
+        <w:t>index.php</w:t>
+      </w:r>
+      <w:proofErr w:type="spellEnd"/>
+      <w:r>
+        <w:rPr>
+          <w:rFonts w:ascii="Segoe UI" w:hAnsi="Segoe UI" w:cs="Segoe UI"/>
+          <w:color w:val="F9FAFB"/>
+        </w:rPr>
+        <w:t xml:space="preserve"> уже не найден. Это распространенная проблема при установке </w:t>
+      </w:r>
+      <w:proofErr w:type="spellStart"/>
+      <w:r>
+        <w:rPr>
+          <w:rFonts w:ascii="Segoe UI" w:hAnsi="Segoe UI" w:cs="Segoe UI"/>
+          <w:color w:val="F9FAFB"/>
+        </w:rPr>
+        <w:t>Joomla</w:t>
+      </w:r>
+      <w:proofErr w:type="spellEnd"/>
+      <w:r>
+        <w:rPr>
+          <w:rFonts w:ascii="Segoe UI" w:hAnsi="Segoe UI" w:cs="Segoe UI"/>
+          <w:color w:val="F9FAFB"/>
+        </w:rPr>
+        <w:t>. Вот решения:</w:t>
+      </w:r>
+    </w:p>
+    <w:p>
+      <w:pPr>
+        <w:shd w:val="clear" w:color="auto" w:fill="151517"/>
+        <w:spacing w:before="480" w:after="240" w:line="480" w:lineRule="atLeast"/>
+        <w:outlineLvl w:val="1"/>
+        <w:rPr>
+          <w:rFonts w:ascii="Segoe UI" w:eastAsia="Times New Roman" w:hAnsi="Segoe UI" w:cs="Segoe UI"/>
+          <w:b/>
+          <w:bCs/>
+          <w:color w:val="F9FAFB"/>
+          <w:sz w:val="33"/>
+          <w:szCs w:val="33"/>
+          <w:lang w:eastAsia="ru-RU"/>
+        </w:rPr>
+      </w:pPr>
+      <w:r>
+        <w:rPr>
+          <w:rFonts w:ascii="Segoe UI" w:eastAsia="Times New Roman" w:hAnsi="Segoe UI" w:cs="Segoe UI"/>
+          <w:b/>
+          <w:bCs/>
+          <w:color w:val="F9FAFB"/>
+          <w:sz w:val="33"/>
+          <w:szCs w:val="33"/>
+          <w:lang w:eastAsia="ru-RU"/>
+        </w:rPr>
+        <w:t xml:space="preserve">Решение 1: Ручное удаление папки </w:t>
+      </w:r>
+      <w:proofErr w:type="spellStart"/>
+      <w:r>
+        <w:rPr>
+          <w:rFonts w:ascii="Segoe UI" w:eastAsia="Times New Roman" w:hAnsi="Segoe UI" w:cs="Segoe UI"/>
+          <w:b/>
+          <w:bCs/>
+          <w:color w:val="F9FAFB"/>
+          <w:sz w:val="33"/>
+          <w:szCs w:val="33"/>
+          <w:lang w:eastAsia="ru-RU"/>
+        </w:rPr>
+        <w:t>installation</w:t>
+      </w:r>
+      <w:proofErr w:type="spellEnd"/>
+    </w:p>
+    <w:p>
+      <w:pPr>
+        <w:numPr>
+          <w:ilvl w:val="0"/>
+          <w:numId w:val="1"/>
+        </w:numPr>
+        <w:shd w:val="clear" w:color="auto" w:fill="151517"/>
+        <w:spacing w:before="100" w:beforeAutospacing="1" w:after="0" w:line="240" w:lineRule="auto"/>
+        <w:ind w:left="0"/>
+        <w:rPr>
+          <w:rFonts w:ascii="Segoe UI" w:eastAsia="Times New Roman" w:hAnsi="Segoe UI" w:cs="Segoe UI"/>
+          <w:color w:val="F9FAFB"/>
+          <w:sz w:val="24"/>
+          <w:szCs w:val="24"/>
+          <w:lang w:eastAsia="ru-RU"/>
+        </w:rPr>
+      </w:pPr>
+      <w:r>
+        <w:rPr>
+          <w:rFonts w:ascii="Segoe UI" w:eastAsia="Times New Roman" w:hAnsi="Segoe UI" w:cs="Segoe UI"/>
+          <w:b/>
+          <w:bCs/>
+          <w:color w:val="F9FAFB"/>
+          <w:sz w:val="24"/>
+          <w:szCs w:val="24"/>
+          <w:lang w:eastAsia="ru-RU"/>
+        </w:rPr>
+        <w:t>Зайдите в папку вашего сайта</w:t>
+      </w:r>
+      <w:r>
+        <w:rPr>
+          <w:rFonts w:ascii="Segoe UI" w:eastAsia="Times New Roman" w:hAnsi="Segoe UI" w:cs="Segoe UI"/>
+          <w:color w:val="F9FAFB"/>
+          <w:sz w:val="24"/>
+          <w:szCs w:val="24"/>
+          <w:lang w:eastAsia="ru-RU"/>
+        </w:rPr>
+        <w:t>: </w:t>
+      </w:r>
+      <w:r>
+        <w:rPr>
+          <w:rFonts w:ascii="Cascadia Mono" w:eastAsia="Times New Roman" w:hAnsi="Cascadia Mono" w:cs="Cascadia Mono"/>
+          <w:color w:val="F9FAFB"/>
+          <w:sz w:val="20"/>
+          <w:szCs w:val="20"/>
+          <w:shd w:val="clear" w:color="auto" w:fill="2C2C2E"/>
+          <w:lang w:eastAsia="ru-RU"/>
+        </w:rPr>
+        <w:t>C:\OpenServer\domains\joomla\</w:t>
+      </w:r>
+    </w:p>
+    <w:p>
+      <w:pPr>
+        <w:numPr>
+          <w:ilvl w:val="0"/>
+          <w:numId w:val="1"/>
+        </w:numPr>
+        <w:shd w:val="clear" w:color="auto" w:fill="151517"/>
+        <w:spacing w:before="100" w:beforeAutospacing="1" w:after="0" w:line="240" w:lineRule="auto"/>
+        <w:ind w:left="0"/>
+        <w:rPr>
+          <w:rFonts w:ascii="Segoe UI" w:eastAsia="Times New Roman" w:hAnsi="Segoe UI" w:cs="Segoe UI"/>
+          <w:color w:val="F9FAFB"/>
+          <w:sz w:val="24"/>
+          <w:szCs w:val="24"/>
+          <w:lang w:eastAsia="ru-RU"/>
+        </w:rPr>
+      </w:pPr>
+      <w:r>
+        <w:rPr>
+          <w:rFonts w:ascii="Segoe UI" w:eastAsia="Times New Roman" w:hAnsi="Segoe UI" w:cs="Segoe UI"/>
+          <w:b/>
+          <w:bCs/>
+          <w:color w:val="F9FAFB"/>
+          <w:sz w:val="24"/>
+          <w:szCs w:val="24"/>
+          <w:lang w:eastAsia="ru-RU"/>
+        </w:rPr>
+        <w:t>Удалите папку </w:t>
+      </w:r>
+      <w:proofErr w:type="spellStart"/>
+      <w:r>
+        <w:rPr>
+          <w:rFonts w:ascii="Cascadia Mono" w:eastAsia="Times New Roman" w:hAnsi="Cascadia Mono" w:cs="Cascadia Mono"/>
+          <w:color w:val="F9FAFB"/>
+          <w:sz w:val="20"/>
+          <w:szCs w:val="20"/>
+          <w:shd w:val="clear" w:color="auto" w:fill="2C2C2E"/>
+          <w:lang w:eastAsia="ru-RU"/>
+        </w:rPr>
+        <w:t>installation</w:t>
+      </w:r>
+      <w:proofErr w:type="spellEnd"/>
+      <w:r>
+        <w:rPr>
+          <w:rFonts w:ascii="Segoe UI" w:eastAsia="Times New Roman" w:hAnsi="Segoe UI" w:cs="Segoe UI"/>
+          <w:color w:val="F9FAFB"/>
+          <w:sz w:val="24"/>
+          <w:szCs w:val="24"/>
+          <w:lang w:eastAsia="ru-RU"/>
+        </w:rPr>
+        <w:t> полностью</w:t>
+      </w:r>
+    </w:p>
+    <w:p>
+      <w:pPr>
+        <w:numPr>
+          <w:ilvl w:val="0"/>
+          <w:numId w:val="1"/>
+        </w:numPr>
+        <w:shd w:val="clear" w:color="auto" w:fill="151517"/>
+        <w:spacing w:before="100" w:beforeAutospacing="1" w:after="0" w:line="240" w:lineRule="auto"/>
+        <w:ind w:left="0"/>
+        <w:rPr>
+          <w:rFonts w:ascii="Segoe UI" w:eastAsia="Times New Roman" w:hAnsi="Segoe UI" w:cs="Segoe UI"/>
+          <w:color w:val="F9FAFB"/>
+          <w:sz w:val="24"/>
+          <w:szCs w:val="24"/>
+          <w:lang w:eastAsia="ru-RU"/>
+        </w:rPr>
+      </w:pPr>
+      <w:r>
+        <w:rPr>
+          <w:rFonts w:ascii="Segoe UI" w:eastAsia="Times New Roman" w:hAnsi="Segoe UI" w:cs="Segoe UI"/>
+          <w:b/>
+          <w:bCs/>
+          <w:color w:val="F9FAFB"/>
+          <w:sz w:val="24"/>
+          <w:szCs w:val="24"/>
+          <w:lang w:eastAsia="ru-RU"/>
+        </w:rPr>
+        <w:t xml:space="preserve">Очистите </w:t>
+      </w:r>
+      <w:proofErr w:type="spellStart"/>
+      <w:r>
+        <w:rPr>
+          <w:rFonts w:ascii="Segoe UI" w:eastAsia="Times New Roman" w:hAnsi="Segoe UI" w:cs="Segoe UI"/>
+          <w:b/>
+          <w:bCs/>
+          <w:color w:val="F9FAFB"/>
+          <w:sz w:val="24"/>
+          <w:szCs w:val="24"/>
+          <w:lang w:eastAsia="ru-RU"/>
+        </w:rPr>
+        <w:t>кеш</w:t>
+      </w:r>
+      <w:proofErr w:type="spellEnd"/>
+      <w:r>
+        <w:rPr>
+          <w:rFonts w:ascii="Segoe UI" w:eastAsia="Times New Roman" w:hAnsi="Segoe UI" w:cs="Segoe UI"/>
+          <w:b/>
+          <w:bCs/>
+          <w:color w:val="F9FAFB"/>
+          <w:sz w:val="24"/>
+          <w:szCs w:val="24"/>
+          <w:lang w:eastAsia="ru-RU"/>
+        </w:rPr>
+        <w:t xml:space="preserve"> браузера</w:t>
+      </w:r>
+      <w:r>
+        <w:rPr>
+          <w:rFonts w:ascii="Segoe UI" w:eastAsia="Times New Roman" w:hAnsi="Segoe UI" w:cs="Segoe UI"/>
+          <w:color w:val="F9FAFB"/>
+          <w:sz w:val="24"/>
+          <w:szCs w:val="24"/>
+          <w:lang w:eastAsia="ru-RU"/>
+        </w:rPr>
+        <w:t> (Ctrl+F5)</w:t>
+      </w:r>
+    </w:p>
+    <w:p>
+      <w:pPr>
+        <w:numPr>
+          <w:ilvl w:val="0"/>
+          <w:numId w:val="1"/>
+        </w:numPr>
+        <w:shd w:val="clear" w:color="auto" w:fill="151517"/>
+        <w:spacing w:before="100" w:beforeAutospacing="1" w:after="0" w:line="240" w:lineRule="auto"/>
+        <w:rPr>
+          <w:rFonts w:ascii="Segoe UI" w:eastAsia="Times New Roman" w:hAnsi="Segoe UI" w:cs="Segoe UI"/>
+          <w:color w:val="F9FAFB"/>
+          <w:sz w:val="24"/>
+          <w:szCs w:val="24"/>
+          <w:lang w:eastAsia="ru-RU"/>
+        </w:rPr>
+      </w:pPr>
+      <w:r>
+        <w:rPr>
+          <w:rFonts w:ascii="Segoe UI" w:eastAsia="Times New Roman" w:hAnsi="Segoe UI" w:cs="Segoe UI"/>
+          <w:b/>
+          <w:bCs/>
+          <w:color w:val="F9FAFB"/>
+          <w:sz w:val="24"/>
+          <w:szCs w:val="24"/>
+          <w:lang w:eastAsia="ru-RU"/>
+        </w:rPr>
+        <w:t>Перейдите на главную страницу</w:t>
+      </w:r>
+      <w:r>
+        <w:rPr>
+          <w:rFonts w:ascii="Segoe UI" w:eastAsia="Times New Roman" w:hAnsi="Segoe UI" w:cs="Segoe UI"/>
+          <w:color w:val="F9FAFB"/>
+          <w:sz w:val="24"/>
+          <w:szCs w:val="24"/>
+          <w:lang w:eastAsia="ru-RU"/>
+        </w:rPr>
+        <w:t>: </w:t>
+      </w:r>
+      <w:r>
+        <w:rPr>
+          <w:rFonts w:ascii="Cascadia Mono" w:eastAsia="Times New Roman" w:hAnsi="Cascadia Mono" w:cs="Cascadia Mono"/>
+          <w:color w:val="F9FAFB"/>
+          <w:sz w:val="20"/>
+          <w:szCs w:val="20"/>
+          <w:shd w:val="clear" w:color="auto" w:fill="2C2C2E"/>
+          <w:lang w:eastAsia="ru-RU"/>
+        </w:rPr>
+        <w:t>http://joomla/administrator/index.php</w:t>
+      </w:r>
+    </w:p>
+    <w:p>
+      <w:pPr>
+        <w:spacing w:after="120" w:line="240" w:lineRule="auto"/>
+        <w:jc w:val="both"/>
+        <w:rPr>
+          <w:rFonts w:ascii="Times New Roman" w:hAnsi="Times New Roman" w:cs="Times New Roman"/>
+          <w:sz w:val="28"/>
+          <w:szCs w:val="28"/>
+        </w:rPr>
+      </w:pPr>
     </w:p>
     <w:sectPr>
       <w:pgSz w:w="11906" w:h="16838"/>
@@ -270,8 +987,129 @@
 </w:document>
 </file>
 
+<file path=word/numbering.xml><?xml version="1.0" encoding="utf-8"?>
+<w:numbering xmlns:wpc="http://schemas.microsoft.com/office/word/2010/wordprocessingCanvas" xmlns:cx="http://schemas.microsoft.com/office/drawing/2014/chartex" xmlns:mc="http://schemas.openxmlformats.org/markup-compatibility/2006" xmlns:o="urn:schemas-microsoft-com:office:office" xmlns:r="http://schemas.openxmlformats.org/officeDocument/2006/relationships" xmlns:m="http://schemas.openxmlformats.org/officeDocument/2006/math" xmlns:v="urn:schemas-microsoft-com:vml" xmlns:wp14="http://schemas.microsoft.com/office/word/2010/wordprocessingDrawing" xmlns:wp="http://schemas.openxmlformats.org/drawingml/2006/wordprocessingDrawing" xmlns:w10="urn:schemas-microsoft-com:office:word" xmlns:w="http://schemas.openxmlformats.org/wordprocessingml/2006/main" xmlns:w14="http://schemas.microsoft.com/office/word/2010/wordml" xmlns:w15="http://schemas.microsoft.com/office/word/2012/wordml" xmlns:w16se="http://schemas.microsoft.com/office/word/2015/wordml/symex" xmlns:wpg="http://schemas.microsoft.com/office/word/2010/wordprocessingGroup" xmlns:wpi="http://schemas.microsoft.com/office/word/2010/wordprocessingInk" xmlns:wne="http://schemas.microsoft.com/office/word/2006/wordml" xmlns:wps="http://schemas.microsoft.com/office/word/2010/wordprocessingShape" mc:Ignorable="w14 w15 w16se wp14">
+  <w:abstractNum w:abstractNumId="0" w15:restartNumberingAfterBreak="0">
+    <w:nsid w:val="505333DD"/>
+    <w:multiLevelType w:val="multilevel"/>
+    <w:tmpl w:val="CF2438C0"/>
+    <w:lvl w:ilvl="0">
+      <w:start w:val="1"/>
+      <w:numFmt w:val="decimal"/>
+      <w:lvlText w:val="%1."/>
+      <w:lvlJc w:val="left"/>
+      <w:pPr>
+        <w:tabs>
+          <w:tab w:val="num" w:pos="720"/>
+        </w:tabs>
+        <w:ind w:left="720" w:hanging="360"/>
+      </w:pPr>
+    </w:lvl>
+    <w:lvl w:ilvl="1" w:tentative="1">
+      <w:start w:val="1"/>
+      <w:numFmt w:val="decimal"/>
+      <w:lvlText w:val="%2."/>
+      <w:lvlJc w:val="left"/>
+      <w:pPr>
+        <w:tabs>
+          <w:tab w:val="num" w:pos="1440"/>
+        </w:tabs>
+        <w:ind w:left="1440" w:hanging="360"/>
+      </w:pPr>
+    </w:lvl>
+    <w:lvl w:ilvl="2" w:tentative="1">
+      <w:start w:val="1"/>
+      <w:numFmt w:val="decimal"/>
+      <w:lvlText w:val="%3."/>
+      <w:lvlJc w:val="left"/>
+      <w:pPr>
+        <w:tabs>
+          <w:tab w:val="num" w:pos="2160"/>
+        </w:tabs>
+        <w:ind w:left="2160" w:hanging="360"/>
+      </w:pPr>
+    </w:lvl>
+    <w:lvl w:ilvl="3" w:tentative="1">
+      <w:start w:val="1"/>
+      <w:numFmt w:val="decimal"/>
+      <w:lvlText w:val="%4."/>
+      <w:lvlJc w:val="left"/>
+      <w:pPr>
+        <w:tabs>
+          <w:tab w:val="num" w:pos="2880"/>
+        </w:tabs>
+        <w:ind w:left="2880" w:hanging="360"/>
+      </w:pPr>
+    </w:lvl>
+    <w:lvl w:ilvl="4" w:tentative="1">
+      <w:start w:val="1"/>
+      <w:numFmt w:val="decimal"/>
+      <w:lvlText w:val="%5."/>
+      <w:lvlJc w:val="left"/>
+      <w:pPr>
+        <w:tabs>
+          <w:tab w:val="num" w:pos="3600"/>
+        </w:tabs>
+        <w:ind w:left="3600" w:hanging="360"/>
+      </w:pPr>
+    </w:lvl>
+    <w:lvl w:ilvl="5" w:tentative="1">
+      <w:start w:val="1"/>
+      <w:numFmt w:val="decimal"/>
+      <w:lvlText w:val="%6."/>
+      <w:lvlJc w:val="left"/>
+      <w:pPr>
+        <w:tabs>
+          <w:tab w:val="num" w:pos="4320"/>
+        </w:tabs>
+        <w:ind w:left="4320" w:hanging="360"/>
+      </w:pPr>
+    </w:lvl>
+    <w:lvl w:ilvl="6" w:tentative="1">
+      <w:start w:val="1"/>
+      <w:numFmt w:val="decimal"/>
+      <w:lvlText w:val="%7."/>
+      <w:lvlJc w:val="left"/>
+      <w:pPr>
+        <w:tabs>
+          <w:tab w:val="num" w:pos="5040"/>
+        </w:tabs>
+        <w:ind w:left="5040" w:hanging="360"/>
+      </w:pPr>
+    </w:lvl>
+    <w:lvl w:ilvl="7" w:tentative="1">
+      <w:start w:val="1"/>
+      <w:numFmt w:val="decimal"/>
+      <w:lvlText w:val="%8."/>
+      <w:lvlJc w:val="left"/>
+      <w:pPr>
+        <w:tabs>
+          <w:tab w:val="num" w:pos="5760"/>
+        </w:tabs>
+        <w:ind w:left="5760" w:hanging="360"/>
+      </w:pPr>
+    </w:lvl>
+    <w:lvl w:ilvl="8" w:tentative="1">
+      <w:start w:val="1"/>
+      <w:numFmt w:val="decimal"/>
+      <w:lvlText w:val="%9."/>
+      <w:lvlJc w:val="left"/>
+      <w:pPr>
+        <w:tabs>
+          <w:tab w:val="num" w:pos="6480"/>
+        </w:tabs>
+        <w:ind w:left="6480" w:hanging="360"/>
+      </w:pPr>
+    </w:lvl>
+  </w:abstractNum>
+  <w:num w:numId="1">
+    <w:abstractNumId w:val="0"/>
+  </w:num>
+</w:numbering>
+</file>
+
 <file path=word/styles.xml><?xml version="1.0" encoding="utf-8"?>
-<w:styles xmlns:mc="http://schemas.openxmlformats.org/markup-compatibility/2006" xmlns:r="http://schemas.openxmlformats.org/officeDocument/2006/relationships" xmlns:w="http://schemas.openxmlformats.org/wordprocessingml/2006/main" xmlns:w14="http://schemas.microsoft.com/office/word/2010/wordml" xmlns:w15="http://schemas.microsoft.com/office/word/2012/wordml" xmlns:w16cex="http://schemas.microsoft.com/office/word/2018/wordml/cex" xmlns:w16cid="http://schemas.microsoft.com/office/word/2016/wordml/cid" xmlns:w16="http://schemas.microsoft.com/office/word/2018/wordml" xmlns:w16se="http://schemas.microsoft.com/office/word/2015/wordml/symex" mc:Ignorable="w14 w15 w16se w16cid w16 w16cex">
+<w:styles xmlns:mc="http://schemas.openxmlformats.org/markup-compatibility/2006" xmlns:r="http://schemas.openxmlformats.org/officeDocument/2006/relationships" xmlns:w="http://schemas.openxmlformats.org/wordprocessingml/2006/main" xmlns:w14="http://schemas.microsoft.com/office/word/2010/wordml" xmlns:w15="http://schemas.microsoft.com/office/word/2012/wordml" xmlns:w16se="http://schemas.microsoft.com/office/word/2015/wordml/symex" mc:Ignorable="w14 w15 w16se">
   <w:docDefaults>
     <w:rPrDefault>
       <w:rPr>
@@ -287,7 +1125,7 @@
       </w:pPr>
     </w:pPrDefault>
   </w:docDefaults>
-  <w:latentStyles w:defLockedState="0" w:defUIPriority="99" w:defSemiHidden="0" w:defUnhideWhenUsed="0" w:defQFormat="0" w:count="376">
+  <w:latentStyles w:defLockedState="0" w:defUIPriority="99" w:defSemiHidden="0" w:defUnhideWhenUsed="0" w:defQFormat="0" w:count="371">
     <w:lsdException w:name="Normal" w:uiPriority="0" w:qFormat="1"/>
     <w:lsdException w:name="heading 1" w:uiPriority="9" w:qFormat="1"/>
     <w:lsdException w:name="heading 2" w:semiHidden="1" w:uiPriority="9" w:unhideWhenUsed="1" w:qFormat="1"/>
@@ -659,11 +1497,6 @@
     <w:lsdException w:name="List Table 5 Dark Accent 6" w:uiPriority="50"/>
     <w:lsdException w:name="List Table 6 Colorful Accent 6" w:uiPriority="51"/>
     <w:lsdException w:name="List Table 7 Colorful Accent 6" w:uiPriority="52"/>
-    <w:lsdException w:name="Mention" w:semiHidden="1" w:unhideWhenUsed="1"/>
-    <w:lsdException w:name="Smart Hyperlink" w:semiHidden="1" w:unhideWhenUsed="1"/>
-    <w:lsdException w:name="Hashtag" w:semiHidden="1" w:unhideWhenUsed="1"/>
-    <w:lsdException w:name="Unresolved Mention" w:semiHidden="1" w:unhideWhenUsed="1"/>
-    <w:lsdException w:name="Smart Link" w:semiHidden="1" w:unhideWhenUsed="1"/>
   </w:latentStyles>
   <w:style w:type="paragraph" w:default="1" w:styleId="a">
     <w:name w:val="Normal"/>
@@ -672,7 +1505,6 @@
   <w:style w:type="character" w:default="1" w:styleId="a0">
     <w:name w:val="Default Paragraph Font"/>
     <w:uiPriority w:val="1"/>
-    <w:semiHidden/>
     <w:unhideWhenUsed/>
   </w:style>
   <w:style w:type="table" w:default="1" w:styleId="a1">
@@ -717,6 +1549,20 @@
     <w:rPr>
       <w:color w:val="800080" w:themeColor="followedHyperlink"/>
       <w:u w:val="single"/>
+    </w:rPr>
+  </w:style>
+  <w:style w:type="paragraph" w:customStyle="1" w:styleId="ds-markdown-paragraph">
+    <w:name w:val="ds-markdown-paragraph"/>
+    <w:basedOn w:val="a"/>
+    <w:rsid w:val="009265B1"/>
+    <w:pPr>
+      <w:spacing w:before="100" w:beforeAutospacing="1" w:after="100" w:afterAutospacing="1" w:line="240" w:lineRule="auto"/>
+    </w:pPr>
+    <w:rPr>
+      <w:rFonts w:ascii="Times New Roman" w:eastAsia="Times New Roman" w:hAnsi="Times New Roman" w:cs="Times New Roman"/>
+      <w:sz w:val="24"/>
+      <w:szCs w:val="24"/>
+      <w:lang w:eastAsia="ru-RU"/>
     </w:rPr>
   </w:style>
 </w:styles>
